--- a/docs/Capitulo_4_Pruebas_Resumido.docx
+++ b/docs/Capitulo_4_Pruebas_Resumido.docx
@@ -21,7 +21,7 @@
           <w:i/>
           <w:iCs/>
         </w:rPr>
-        <w:t xml:space="preserve">Resumen del proceso de prueba y sus resultados, cerrado el 26 de septiembre de 2026. La versión completa —36 tablas, 24 modelos de prueba, 26 incidencias y las 40 preguntas del banco— es el anexo de pruebas, compuesto por seis documentos que aquí se citan por su sección para quien quiera ir al detalle.</w:t>
+        <w:t xml:space="preserve">Resumen del proceso de prueba y sus resultados, cerrado el 26 de septiembre de 2026 y actualizado el 10 de octubre con la depuración de los casos y su trazabilidad hacia los requisitos. La versión completa —36 tablas, 27 modelos de prueba vigentes, 29 incidencias y las 40 preguntas del banco— es el anexo de pruebas, compuesto por seis documentos que aquí se citan por su sección para quien quiera ir al detalle.</w:t>
       </w:r>
     </w:p>
     <w:p>
@@ -146,10 +146,10 @@
           <w:b/>
           <w:bCs/>
         </w:rPr>
-        <w:t xml:space="preserve">24 modelos de prueba</w:t>
-      </w:r>
-      <w:r>
-        <w:t xml:space="preserve"> —cada uno describe una regla que el sistema debe cumplir siempre— y de ellos los </w:t>
+        <w:t xml:space="preserve">25 modelos de prueba</w:t>
+      </w:r>
+      <w:r>
+        <w:t xml:space="preserve"> —27 vigentes tras la depuración del 10 de octubre y los tres que se añadieron para los requisitos sin cobertura—, cada uno con una regla que el sistema debe cumplir siempre y trazado a los requisitos que verifica, y de ellos </w:t>
       </w:r>
       <w:r>
         <w:rPr>
@@ -205,7 +205,7 @@
         <w:pStyle w:val="Cuerpodeltexto"/>
       </w:pPr>
       <w:r>
-        <w:t xml:space="preserve">Dos cosas conviene no perder. Los únicos cinco fallos que aparecieron </w:t>
+        <w:t xml:space="preserve">Cuatro cosas conviene no perder. Siete de los fallos que aparecieron </w:t>
       </w:r>
       <w:r>
         <w:rPr>
@@ -225,7 +225,7 @@
         <w:t xml:space="preserve">tres cosas falsas</w:t>
       </w:r>
       <w:r>
-        <w:t xml:space="preserve"> sobre el despliegue, heredadas por el plan de pruebas.</w:t>
+        <w:t xml:space="preserve"> sobre el despliegue, heredadas por el plan de pruebas. Al depurar los casos, dos resultaron pasar sin comprobar lo que decían, y se rehicieron. Y cruzados los modelos con los requisitos, de 24 requisitos 17 quedan cubiertos por algún nivel de prueba, 6 de forma parcial y 1 se verifica por inspección. Los tres que habían quedado sin cobertura —el acuse de la nota de voz, el filtrado por usuario y la selección de datos compartibles— recibieron modelos propios.</w:t>
       </w:r>
     </w:p>
     <w:p>
@@ -393,14 +393,14 @@
         <w:pStyle w:val="Cuerpodeltexto"/>
       </w:pPr>
       <w:r>
-        <w:t xml:space="preserve">La aceptación la ejecutaron participantes escribiendo al número de producción desde sus propios celulares, entre el 9 y el 25 de septiembre de 2026: </w:t>
-      </w:r>
-      <w:r>
-        <w:rPr>
-          <w:b/>
-          <w:bCs/>
-        </w:rPr>
-        <w:t xml:space="preserve">12 personas y 273 mensajes</w:t>
+        <w:t xml:space="preserve">La aceptación la ejecutaron participantes escribiendo al número de producción desde sus propios celulares, entre el 9 de septiembre y el 12 de octubre de 2026: </w:t>
+      </w:r>
+      <w:r>
+        <w:rPr>
+          <w:b/>
+          <w:bCs/>
+        </w:rPr>
+        <w:t xml:space="preserve">17 personas y 392 mensajes</w:t>
       </w:r>
       <w:r>
         <w:t xml:space="preserve">. El registro se reconstruyó después con una herramienta que </w:t>
@@ -425,30 +425,7 @@
           <w:b/>
           <w:bCs/>
         </w:rPr>
-        <w:t xml:space="preserve">Cinco de los ocho casos de uso tienen aceptación con evidencia en la base de datos.</w:t>
-      </w:r>
-      <w:r>
-        <w:t xml:space="preserve"> Los otros tres —el listado de otras huertas, la búsqueda de un cultivo y la consulta de la propia huerta— </w:t>
-      </w:r>
-      <w:r>
-        <w:rPr>
-          <w:b/>
-          <w:bCs/>
-        </w:rPr>
-        <w:t xml:space="preserve">no fallaron: nadie los usó</w:t>
-      </w:r>
-      <w:r>
-        <w:t xml:space="preserve">. La afirmación previa de que los ocho habían pasado se apoyaba en la declaración del autor y no en la base de datos, y se corrigió. El registro dejó además un dato que no conviene omitir: </w:t>
-      </w:r>
-      <w:r>
-        <w:rPr>
-          <w:b/>
-          <w:bCs/>
-        </w:rPr>
-        <w:t xml:space="preserve">once de las doce participantes escribieron un solo día</w:t>
-      </w:r>
-      <w:r>
-        <w:t xml:space="preserve">, de modo que la adopción sostenida no está demostrada.</w:t>
+        <w:t xml:space="preserve">Los ocho casos de uso tienen aceptación con evidencia en la base de datos. Hasta el 12 de octubre eran cinco: el listado de otras huertas, la búsqueda de un cultivo y la consulta de la propia huerta no habían fallado, pero nadie los había usado. Ese día el autor los ejerció desde su celular contra producción y respondieron los tres; es evidencia mínima, que prueba que funcionan y no que alguien los encuentre por su cuenta. El registro dejó además un dato que no conviene omitir: trece de las diecisiete participantes escribieron un solo día, de modo que la adopción sostenida no está demostrada.</w:t>
       </w:r>
     </w:p>
     <w:p>
@@ -463,7 +440,7 @@
           <w:b/>
           <w:bCs/>
         </w:rPr>
-        <w:t xml:space="preserve">26 incidencias</w:t>
+        <w:t xml:space="preserve">29 incidencias</w:t>
       </w:r>
       <w:r>
         <w:t xml:space="preserve">, de las que </w:t>
@@ -473,7 +450,7 @@
           <w:b/>
           <w:bCs/>
         </w:rPr>
-        <w:t xml:space="preserve">8 siguen abiertas</w:t>
+        <w:t xml:space="preserve">7 siguen abiertas, todas de severidad 3 o 4 y aceptadas por escrito</w:t>
       </w:r>
       <w:r>
         <w:t xml:space="preserve">. La severidad máxima se reserva para tres situaciones: que la persona no reciba respuesta, que reciba un dato falso sobre salud o que se filtre un dato personal. Y la métrica que mejor mide el valor de la prueba aquí es incómoda: los tres defectos de severidad máxima —un teléfono recuperable dentro de un identificador técnico, el asistente respondiendo de memoria sin consultar nada y ocho mensajes sin respuesta— </w:t>
@@ -702,10 +679,10 @@
                 <w:b/>
                 <w:bCs/>
               </w:rPr>
-              <w:t xml:space="preserve">No cumple</w:t>
+              <w:t xml:space="preserve">Cumple</w:t>
             </w:r>
             <w:r>
-              <w:t xml:space="preserve">: tres abiertas</w:t>
+              <w:t xml:space="preserve">: ninguna abierta; una aceptada como severidad 3</w:t>
             </w:r>
           </w:p>
         </w:tc>
@@ -933,10 +910,7 @@
           <w:b/>
           <w:bCs/>
         </w:rPr>
-        <w:t xml:space="preserve">La fase no se da por terminada</w:t>
-      </w:r>
-      <w:r>
-        <w:t xml:space="preserve">, porque quedan tres incidencias graves abiertas: la advertencia médica que puede faltar por una variante de vocabulario, los tres casos de uso sin evidencia de uso real y la mezcla de cifras entre documentos distintos. Las tres afectan a quienes van a evaluar el sistema, y por eso se dejan visibles en lugar de cerrarse por conveniencia.</w:t>
+        <w:t xml:space="preserve">La fase se da por terminada el 12 de octubre de 2026. La advertencia médica y los tres casos de uso que nadie había usado se comprobaron en producción, y la mezcla de cifras entre documentos distintos se aceptó por escrito: el asistente se presenta como un sistema en pruebas que puede equivocarse, aunque una cifra inventada bajo una cita oficial puede creerse igual, y ese es el riesgo que se asume. La regresión de la ingesta queda aplazada por decisión del autor.</w:t>
       </w:r>
     </w:p>
     <w:p>
